--- a/Assets/Case study/Chapter 2/Kahanov2E_chap02_CS_1.docx
+++ b/Assets/Case study/Chapter 2/Kahanov2E_chap02_CS_1.docx
@@ -330,14 +330,6 @@
           <w:rFonts w:ascii="Calibri" w:hAnsi="Calibri" w:cs="Calibri"/>
           <w:sz w:val="22"/>
           <w:szCs w:val="22"/>
-          <w:rPrChange w:id="11" w:author="ReviewingEditor" w:date="2026-10-02T02:04:00Z" w16du:dateUtc="2026-10-01T20:34:00Z">
-            <w:rPr>
-              <w:rFonts w:ascii="Calibri" w:hAnsi="Calibri" w:cs="Calibri"/>
-              <w:sz w:val="22"/>
-              <w:szCs w:val="22"/>
-              <w:highlight w:val="yellow"/>
-            </w:rPr>
-          </w:rPrChange>
         </w:rPr>
         <w:t xml:space="preserve"> </w:t>
       </w:r>
@@ -354,14 +346,6 @@
           <w:rFonts w:ascii="Calibri" w:hAnsi="Calibri" w:cs="Calibri"/>
           <w:sz w:val="22"/>
           <w:szCs w:val="22"/>
-          <w:rPrChange w:id="13" w:author="ReviewingEditor" w:date="2026-10-02T02:04:00Z" w16du:dateUtc="2026-10-01T20:34:00Z">
-            <w:rPr>
-              <w:rFonts w:ascii="Calibri" w:hAnsi="Calibri" w:cs="Calibri"/>
-              <w:sz w:val="22"/>
-              <w:szCs w:val="22"/>
-              <w:highlight w:val="yellow"/>
-            </w:rPr>
-          </w:rPrChange>
         </w:rPr>
         <w:t>and</w:t>
       </w:r>
